--- a/docs/manuals/Introthread-User-Guide.docx
+++ b/docs/manuals/Introthread-User-Guide.docx
@@ -177,7 +177,7 @@
                 <w:b/>
                 <w:sz w:val="20"/>
               </w:rPr>
-              <w:t>1.0</w:t>
+              <w:t>1.1</w:t>
             </w:r>
           </w:p>
         </w:tc>
@@ -258,7 +258,7 @@
         <w:rPr>
           <w:sz w:val="20"/>
         </w:rPr>
-        <w:t xml:space="preserve"> introthread.com, release v131 (26 October 2026)</w:t>
+        <w:t xml:space="preserve"> introthread.com, release v132 (26 October 2026)</w:t>
       </w:r>
     </w:p>
     <w:p>
@@ -381,6 +381,64 @@
                 <w:sz w:val="18"/>
               </w:rPr>
               <w:t>Changes</w:t>
+            </w:r>
+          </w:p>
+        </w:tc>
+      </w:tr>
+      <w:tr>
+        <w:tc>
+          <w:tcPr>
+            <w:tcW w:type="dxa" w:w="2353"/>
+          </w:tcPr>
+          <w:p>
+            <w:r/>
+            <w:r>
+              <w:rPr>
+                <w:sz w:val="18"/>
+              </w:rPr>
+              <w:t>1.1</w:t>
+            </w:r>
+          </w:p>
+        </w:tc>
+        <w:tc>
+          <w:tcPr>
+            <w:tcW w:type="dxa" w:w="2353"/>
+          </w:tcPr>
+          <w:p>
+            <w:r/>
+            <w:r>
+              <w:rPr>
+                <w:sz w:val="18"/>
+              </w:rPr>
+              <w:t>26 Oct 2026</w:t>
+            </w:r>
+          </w:p>
+        </w:tc>
+        <w:tc>
+          <w:tcPr>
+            <w:tcW w:type="dxa" w:w="2353"/>
+          </w:tcPr>
+          <w:p>
+            <w:r/>
+            <w:r>
+              <w:rPr>
+                <w:sz w:val="18"/>
+              </w:rPr>
+              <w:t>Introthread product team</w:t>
+            </w:r>
+          </w:p>
+        </w:tc>
+        <w:tc>
+          <w:tcPr>
+            <w:tcW w:type="dxa" w:w="2353"/>
+          </w:tcPr>
+          <w:p>
+            <w:r/>
+            <w:r>
+              <w:rPr>
+                <w:sz w:val="18"/>
+              </w:rPr>
+              <w:t>Room pass price changed to $59 per event; new section 02 Why Introthread (v132)</w:t>
             </w:r>
           </w:p>
         </w:tc>
@@ -853,7 +911,736 @@
         <w:pStyle w:val="Heading1"/>
       </w:pPr>
       <w:r>
-        <w:t>02  Getting started</w:t>
+        <w:t>02  Why Introthread</w:t>
+      </w:r>
+    </w:p>
+    <w:p>
+      <w:r>
+        <w:rPr>
+          <w:b/>
+        </w:rPr>
+        <w:t>In one sentence:</w:t>
+      </w:r>
+      <w:r>
+        <w:t xml:space="preserve"> Introthread turns the people you meet into relationships that actually go somewhere, and shows organisers exactly which connections their event created.</w:t>
+      </w:r>
+    </w:p>
+    <w:p>
+      <w:pPr>
+        <w:pStyle w:val="Heading2"/>
+      </w:pPr>
+      <w:r>
+        <w:t>The problem it solves</w:t>
+      </w:r>
+    </w:p>
+    <w:p>
+      <w:r>
+        <w:t>People swap business cards, scan QR codes or connect on LinkedIn, and then nothing happens. Nobody remembers where they met, nobody wants to send an awkward first message, and event organisers cannot show what their event achieved.</w:t>
+      </w:r>
+    </w:p>
+    <w:p>
+      <w:pPr>
+        <w:pStyle w:val="Heading2"/>
+      </w:pPr>
+      <w:r>
+        <w:t>Why it matters for individuals</w:t>
+      </w:r>
+    </w:p>
+    <w:tbl>
+      <w:tblPr>
+        <w:tblW w:type="auto" w:w="0"/>
+        <w:tblLook w:firstColumn="1" w:firstRow="1" w:lastColumn="0" w:lastRow="0" w:noHBand="0" w:noVBand="1" w:val="04A0"/>
+        <w:tblBorders>
+          <w:top w:val="single" w:sz="4" w:space="0" w:color="D5DAE5"/>
+          <w:left w:val="single" w:sz="4" w:space="0" w:color="D5DAE5"/>
+          <w:bottom w:val="single" w:sz="4" w:space="0" w:color="D5DAE5"/>
+          <w:right w:val="single" w:sz="4" w:space="0" w:color="D5DAE5"/>
+          <w:insideH w:val="single" w:sz="4" w:space="0" w:color="D5DAE5"/>
+          <w:insideV w:val="single" w:sz="4" w:space="0" w:color="D5DAE5"/>
+        </w:tblBorders>
+      </w:tblPr>
+      <w:tblGrid>
+        <w:gridCol w:w="4706"/>
+        <w:gridCol w:w="4706"/>
+      </w:tblGrid>
+      <w:tr>
+        <w:tc>
+          <w:tcPr>
+            <w:tcW w:type="dxa" w:w="4706"/>
+            <w:shd w:val="clear" w:color="auto" w:fill="1F5EFF"/>
+          </w:tcPr>
+          <w:p>
+            <w:r/>
+            <w:r>
+              <w:rPr>
+                <w:b/>
+                <w:color w:val="FFFFFF"/>
+                <w:sz w:val="18"/>
+              </w:rPr>
+              <w:t>Benefit</w:t>
+            </w:r>
+          </w:p>
+        </w:tc>
+        <w:tc>
+          <w:tcPr>
+            <w:tcW w:type="dxa" w:w="4706"/>
+            <w:shd w:val="clear" w:color="auto" w:fill="1F5EFF"/>
+          </w:tcPr>
+          <w:p>
+            <w:r/>
+            <w:r>
+              <w:rPr>
+                <w:b/>
+                <w:color w:val="FFFFFF"/>
+                <w:sz w:val="18"/>
+              </w:rPr>
+              <w:t>What it means for you</w:t>
+            </w:r>
+          </w:p>
+        </w:tc>
+      </w:tr>
+      <w:tr>
+        <w:tc>
+          <w:tcPr>
+            <w:tcW w:type="dxa" w:w="4706"/>
+          </w:tcPr>
+          <w:p>
+            <w:r/>
+            <w:r>
+              <w:rPr>
+                <w:sz w:val="18"/>
+              </w:rPr>
+              <w:t>Remember every meeting</w:t>
+            </w:r>
+          </w:p>
+        </w:tc>
+        <w:tc>
+          <w:tcPr>
+            <w:tcW w:type="dxa" w:w="4706"/>
+          </w:tcPr>
+          <w:p>
+            <w:r/>
+            <w:r>
+              <w:rPr>
+                <w:sz w:val="18"/>
+              </w:rPr>
+              <w:t>Each Thread keeps who, where, when and why you met, plus your private note.</w:t>
+            </w:r>
+          </w:p>
+        </w:tc>
+      </w:tr>
+      <w:tr>
+        <w:tc>
+          <w:tcPr>
+            <w:tcW w:type="dxa" w:w="4706"/>
+            <w:shd w:val="clear" w:color="auto" w:fill="F3F5FA"/>
+          </w:tcPr>
+          <w:p>
+            <w:r/>
+            <w:r>
+              <w:rPr>
+                <w:sz w:val="18"/>
+              </w:rPr>
+              <w:t>A shared, confirmed record</w:t>
+            </w:r>
+          </w:p>
+        </w:tc>
+        <w:tc>
+          <w:tcPr>
+            <w:tcW w:type="dxa" w:w="4706"/>
+            <w:shd w:val="clear" w:color="auto" w:fill="F3F5FA"/>
+          </w:tcPr>
+          <w:p>
+            <w:r/>
+            <w:r>
+              <w:rPr>
+                <w:sz w:val="18"/>
+              </w:rPr>
+              <w:t>When the other person confirms, you both hold proof that the meeting happened. No more one-sided contacts.</w:t>
+            </w:r>
+          </w:p>
+        </w:tc>
+      </w:tr>
+      <w:tr>
+        <w:tc>
+          <w:tcPr>
+            <w:tcW w:type="dxa" w:w="4706"/>
+          </w:tcPr>
+          <w:p>
+            <w:r/>
+            <w:r>
+              <w:rPr>
+                <w:sz w:val="18"/>
+              </w:rPr>
+              <w:t>No awkward follow-up</w:t>
+            </w:r>
+          </w:p>
+        </w:tc>
+        <w:tc>
+          <w:tcPr>
+            <w:tcW w:type="dxa" w:w="4706"/>
+          </w:tcPr>
+          <w:p>
+            <w:r/>
+            <w:r>
+              <w:rPr>
+                <w:sz w:val="18"/>
+              </w:rPr>
+              <w:t>You each say privately what you want next. Only a match is revealed, so nobody is ever turned down out loud.</w:t>
+            </w:r>
+          </w:p>
+        </w:tc>
+      </w:tr>
+      <w:tr>
+        <w:tc>
+          <w:tcPr>
+            <w:tcW w:type="dxa" w:w="4706"/>
+            <w:shd w:val="clear" w:color="auto" w:fill="F3F5FA"/>
+          </w:tcPr>
+          <w:p>
+            <w:r/>
+            <w:r>
+              <w:rPr>
+                <w:sz w:val="18"/>
+              </w:rPr>
+              <w:t>Know who wants the same thing</w:t>
+            </w:r>
+          </w:p>
+        </w:tc>
+        <w:tc>
+          <w:tcPr>
+            <w:tcW w:type="dxa" w:w="4706"/>
+            <w:shd w:val="clear" w:color="auto" w:fill="F3F5FA"/>
+          </w:tcPr>
+          <w:p>
+            <w:r/>
+            <w:r>
+              <w:rPr>
+                <w:sz w:val="18"/>
+              </w:rPr>
+              <w:t>If you both choose Meet again or Introduce someone, you are both told at once, with a ready follow-up message.</w:t>
+            </w:r>
+          </w:p>
+        </w:tc>
+      </w:tr>
+      <w:tr>
+        <w:tc>
+          <w:tcPr>
+            <w:tcW w:type="dxa" w:w="4706"/>
+          </w:tcPr>
+          <w:p>
+            <w:r/>
+            <w:r>
+              <w:rPr>
+                <w:sz w:val="18"/>
+              </w:rPr>
+              <w:t>Follow up on time</w:t>
+            </w:r>
+          </w:p>
+        </w:tc>
+        <w:tc>
+          <w:tcPr>
+            <w:tcW w:type="dxa" w:w="4706"/>
+          </w:tcPr>
+          <w:p>
+            <w:r/>
+            <w:r>
+              <w:rPr>
+                <w:sz w:val="18"/>
+              </w:rPr>
+              <w:t>Reminders at 48 hours and AI-written drafts (Pro) mean good connections are not lost.</w:t>
+            </w:r>
+          </w:p>
+        </w:tc>
+      </w:tr>
+      <w:tr>
+        <w:tc>
+          <w:tcPr>
+            <w:tcW w:type="dxa" w:w="4706"/>
+            <w:shd w:val="clear" w:color="auto" w:fill="F3F5FA"/>
+          </w:tcPr>
+          <w:p>
+            <w:r/>
+            <w:r>
+              <w:rPr>
+                <w:sz w:val="18"/>
+              </w:rPr>
+              <w:t>Easy for the other person</w:t>
+            </w:r>
+          </w:p>
+        </w:tc>
+        <w:tc>
+          <w:tcPr>
+            <w:tcW w:type="dxa" w:w="4706"/>
+            <w:shd w:val="clear" w:color="auto" w:fill="F3F5FA"/>
+          </w:tcPr>
+          <w:p>
+            <w:r/>
+            <w:r>
+              <w:rPr>
+                <w:sz w:val="18"/>
+              </w:rPr>
+              <w:t>They need no app and no account: one link, one tap to confirm.</w:t>
+            </w:r>
+          </w:p>
+        </w:tc>
+      </w:tr>
+      <w:tr>
+        <w:tc>
+          <w:tcPr>
+            <w:tcW w:type="dxa" w:w="4706"/>
+          </w:tcPr>
+          <w:p>
+            <w:r/>
+            <w:r>
+              <w:rPr>
+                <w:sz w:val="18"/>
+              </w:rPr>
+              <w:t>Your data stays yours</w:t>
+            </w:r>
+          </w:p>
+        </w:tc>
+        <w:tc>
+          <w:tcPr>
+            <w:tcW w:type="dxa" w:w="4706"/>
+          </w:tcPr>
+          <w:p>
+            <w:r/>
+            <w:r>
+              <w:rPr>
+                <w:sz w:val="18"/>
+              </w:rPr>
+              <w:t>Export your contacts any time, free on every plan.</w:t>
+            </w:r>
+          </w:p>
+        </w:tc>
+      </w:tr>
+    </w:tbl>
+    <w:p>
+      <w:pPr>
+        <w:spacing w:after="40"/>
+      </w:pPr>
+    </w:p>
+    <w:p>
+      <w:pPr>
+        <w:pStyle w:val="Heading2"/>
+      </w:pPr>
+      <w:r>
+        <w:t>Why confirm a Thread (accepting each other)</w:t>
+      </w:r>
+    </w:p>
+    <w:p>
+      <w:pPr>
+        <w:pStyle w:val="ListBullet"/>
+        <w:spacing w:after="60"/>
+      </w:pPr>
+      <w:r>
+        <w:t xml:space="preserve">It turns a contact into a </w:t>
+      </w:r>
+      <w:r>
+        <w:rPr>
+          <w:b/>
+        </w:rPr>
+        <w:t>verified relationship</w:t>
+      </w:r>
+      <w:r>
+        <w:t>: both people agree the meeting happened.</w:t>
+      </w:r>
+    </w:p>
+    <w:p>
+      <w:pPr>
+        <w:pStyle w:val="ListBullet"/>
+        <w:spacing w:after="60"/>
+      </w:pPr>
+      <w:r>
+        <w:t xml:space="preserve">It unlocks </w:t>
+      </w:r>
+      <w:r>
+        <w:rPr>
+          <w:b/>
+        </w:rPr>
+        <w:t>What's next?</w:t>
+      </w:r>
+      <w:r>
+        <w:t>, so you can both decide the next step.</w:t>
+      </w:r>
+    </w:p>
+    <w:p>
+      <w:pPr>
+        <w:pStyle w:val="ListBullet"/>
+        <w:spacing w:after="60"/>
+      </w:pPr>
+      <w:r>
+        <w:t>It protects you from spam: a Thread only goes further when the other person chooses to confirm.</w:t>
+      </w:r>
+    </w:p>
+    <w:p>
+      <w:pPr>
+        <w:pStyle w:val="Heading2"/>
+      </w:pPr>
+      <w:r>
+        <w:t>Why answer "What's next?"</w:t>
+      </w:r>
+    </w:p>
+    <w:p>
+      <w:pPr>
+        <w:pStyle w:val="ListBullet"/>
+        <w:spacing w:after="60"/>
+      </w:pPr>
+      <w:r>
+        <w:t>It removes guesswork: you learn whether the other person wants to meet again, be introduced or simply stay in touch.</w:t>
+      </w:r>
+    </w:p>
+    <w:p>
+      <w:pPr>
+        <w:pStyle w:val="ListBullet"/>
+        <w:spacing w:after="60"/>
+      </w:pPr>
+      <w:r>
+        <w:t>It is private: answers stay sealed until both reply, and "Not now" is shown only as "Stay in touch".</w:t>
+      </w:r>
+    </w:p>
+    <w:p>
+      <w:pPr>
+        <w:pStyle w:val="ListBullet"/>
+        <w:spacing w:after="60"/>
+      </w:pPr>
+      <w:r>
+        <w:t>It leads to action: a match triggers a "You matched" email to both people and a ready follow-up.</w:t>
+      </w:r>
+    </w:p>
+    <w:p>
+      <w:pPr>
+        <w:pStyle w:val="Heading2"/>
+      </w:pPr>
+      <w:r>
+        <w:t>Why use Rooms (for event organisers and communities)</w:t>
+      </w:r>
+    </w:p>
+    <w:tbl>
+      <w:tblPr>
+        <w:tblW w:type="auto" w:w="0"/>
+        <w:tblLook w:firstColumn="1" w:firstRow="1" w:lastColumn="0" w:lastRow="0" w:noHBand="0" w:noVBand="1" w:val="04A0"/>
+        <w:tblBorders>
+          <w:top w:val="single" w:sz="4" w:space="0" w:color="D5DAE5"/>
+          <w:left w:val="single" w:sz="4" w:space="0" w:color="D5DAE5"/>
+          <w:bottom w:val="single" w:sz="4" w:space="0" w:color="D5DAE5"/>
+          <w:right w:val="single" w:sz="4" w:space="0" w:color="D5DAE5"/>
+          <w:insideH w:val="single" w:sz="4" w:space="0" w:color="D5DAE5"/>
+          <w:insideV w:val="single" w:sz="4" w:space="0" w:color="D5DAE5"/>
+        </w:tblBorders>
+      </w:tblPr>
+      <w:tblGrid>
+        <w:gridCol w:w="4706"/>
+        <w:gridCol w:w="4706"/>
+      </w:tblGrid>
+      <w:tr>
+        <w:tc>
+          <w:tcPr>
+            <w:tcW w:type="dxa" w:w="4706"/>
+            <w:shd w:val="clear" w:color="auto" w:fill="1F5EFF"/>
+          </w:tcPr>
+          <w:p>
+            <w:r/>
+            <w:r>
+              <w:rPr>
+                <w:b/>
+                <w:color w:val="FFFFFF"/>
+                <w:sz w:val="18"/>
+              </w:rPr>
+              <w:t>Benefit</w:t>
+            </w:r>
+          </w:p>
+        </w:tc>
+        <w:tc>
+          <w:tcPr>
+            <w:tcW w:type="dxa" w:w="4706"/>
+            <w:shd w:val="clear" w:color="auto" w:fill="1F5EFF"/>
+          </w:tcPr>
+          <w:p>
+            <w:r/>
+            <w:r>
+              <w:rPr>
+                <w:b/>
+                <w:color w:val="FFFFFF"/>
+                <w:sz w:val="18"/>
+              </w:rPr>
+              <w:t>What it means for organisers</w:t>
+            </w:r>
+          </w:p>
+        </w:tc>
+      </w:tr>
+      <w:tr>
+        <w:tc>
+          <w:tcPr>
+            <w:tcW w:type="dxa" w:w="4706"/>
+          </w:tcPr>
+          <w:p>
+            <w:r/>
+            <w:r>
+              <w:rPr>
+                <w:sz w:val="18"/>
+              </w:rPr>
+              <w:t>Proof of results</w:t>
+            </w:r>
+          </w:p>
+        </w:tc>
+        <w:tc>
+          <w:tcPr>
+            <w:tcW w:type="dxa" w:w="4706"/>
+          </w:tcPr>
+          <w:p>
+            <w:r/>
+            <w:r>
+              <w:rPr>
+                <w:sz w:val="18"/>
+              </w:rPr>
+              <w:t>A live Resolution Report shows Threads made, confirmed by both, meetings agreed and introductions, not just attendance.</w:t>
+            </w:r>
+          </w:p>
+        </w:tc>
+      </w:tr>
+      <w:tr>
+        <w:tc>
+          <w:tcPr>
+            <w:tcW w:type="dxa" w:w="4706"/>
+            <w:shd w:val="clear" w:color="auto" w:fill="F3F5FA"/>
+          </w:tcPr>
+          <w:p>
+            <w:r/>
+            <w:r>
+              <w:rPr>
+                <w:sz w:val="18"/>
+              </w:rPr>
+              <w:t>Sponsor-ready reporting</w:t>
+            </w:r>
+          </w:p>
+        </w:tc>
+        <w:tc>
+          <w:tcPr>
+            <w:tcW w:type="dxa" w:w="4706"/>
+            <w:shd w:val="clear" w:color="auto" w:fill="F3F5FA"/>
+          </w:tcPr>
+          <w:p>
+            <w:r/>
+            <w:r>
+              <w:rPr>
+                <w:sz w:val="18"/>
+              </w:rPr>
+              <w:t>Export results as CSV to show sponsors and partners the value of the event.</w:t>
+            </w:r>
+          </w:p>
+        </w:tc>
+      </w:tr>
+      <w:tr>
+        <w:tc>
+          <w:tcPr>
+            <w:tcW w:type="dxa" w:w="4706"/>
+          </w:tcPr>
+          <w:p>
+            <w:r/>
+            <w:r>
+              <w:rPr>
+                <w:sz w:val="18"/>
+              </w:rPr>
+              <w:t>Better networking for attendees</w:t>
+            </w:r>
+          </w:p>
+        </w:tc>
+        <w:tc>
+          <w:tcPr>
+            <w:tcW w:type="dxa" w:w="4706"/>
+          </w:tcPr>
+          <w:p>
+            <w:r/>
+            <w:r>
+              <w:rPr>
+                <w:sz w:val="18"/>
+              </w:rPr>
+              <w:t>Every connection is tagged to the event, attendees see who else is in the Room, and they get reminders to follow up.</w:t>
+            </w:r>
+          </w:p>
+        </w:tc>
+      </w:tr>
+      <w:tr>
+        <w:tc>
+          <w:tcPr>
+            <w:tcW w:type="dxa" w:w="4706"/>
+            <w:shd w:val="clear" w:color="auto" w:fill="F3F5FA"/>
+          </w:tcPr>
+          <w:p>
+            <w:r/>
+            <w:r>
+              <w:rPr>
+                <w:sz w:val="18"/>
+              </w:rPr>
+              <w:t>Control who joins</w:t>
+            </w:r>
+          </w:p>
+        </w:tc>
+        <w:tc>
+          <w:tcPr>
+            <w:tcW w:type="dxa" w:w="4706"/>
+            <w:shd w:val="clear" w:color="auto" w:fill="F3F5FA"/>
+          </w:tcPr>
+          <w:p>
+            <w:r/>
+            <w:r>
+              <w:rPr>
+                <w:sz w:val="18"/>
+              </w:rPr>
+              <w:t>Public or private Rooms, invitations, join requests and attendance limits up to 1,000.</w:t>
+            </w:r>
+          </w:p>
+        </w:tc>
+      </w:tr>
+      <w:tr>
+        <w:tc>
+          <w:tcPr>
+            <w:tcW w:type="dxa" w:w="4706"/>
+          </w:tcPr>
+          <w:p>
+            <w:r/>
+            <w:r>
+              <w:rPr>
+                <w:sz w:val="18"/>
+              </w:rPr>
+              <w:t>Ongoing communities</w:t>
+            </w:r>
+          </w:p>
+        </w:tc>
+        <w:tc>
+          <w:tcPr>
+            <w:tcW w:type="dxa" w:w="4706"/>
+          </w:tcPr>
+          <w:p>
+            <w:r/>
+            <w:r>
+              <w:rPr>
+                <w:sz w:val="18"/>
+              </w:rPr>
+              <w:t>Repeating sessions with check-in and attendance for communities and team meetings.</w:t>
+            </w:r>
+          </w:p>
+        </w:tc>
+      </w:tr>
+      <w:tr>
+        <w:tc>
+          <w:tcPr>
+            <w:tcW w:type="dxa" w:w="4706"/>
+            <w:shd w:val="clear" w:color="auto" w:fill="F3F5FA"/>
+          </w:tcPr>
+          <w:p>
+            <w:r/>
+            <w:r>
+              <w:rPr>
+                <w:sz w:val="18"/>
+              </w:rPr>
+              <w:t>Affordable</w:t>
+            </w:r>
+          </w:p>
+        </w:tc>
+        <w:tc>
+          <w:tcPr>
+            <w:tcW w:type="dxa" w:w="4706"/>
+            <w:shd w:val="clear" w:color="auto" w:fill="F3F5FA"/>
+          </w:tcPr>
+          <w:p>
+            <w:r/>
+            <w:r>
+              <w:rPr>
+                <w:sz w:val="18"/>
+              </w:rPr>
+              <w:t>One event a month for up to 20 people is free; larger events need a Room pass at $59 per event.</w:t>
+            </w:r>
+          </w:p>
+        </w:tc>
+      </w:tr>
+    </w:tbl>
+    <w:p>
+      <w:pPr>
+        <w:spacing w:after="40"/>
+      </w:pPr>
+    </w:p>
+    <w:p>
+      <w:pPr>
+        <w:pStyle w:val="Heading2"/>
+      </w:pPr>
+      <w:r>
+        <w:t>Why it matters for attendees in a Room</w:t>
+      </w:r>
+    </w:p>
+    <w:p>
+      <w:pPr>
+        <w:pStyle w:val="ListBullet"/>
+        <w:spacing w:after="60"/>
+      </w:pPr>
+      <w:r>
+        <w:t>You remember everyone you met at the event and where.</w:t>
+      </w:r>
+    </w:p>
+    <w:p>
+      <w:pPr>
+        <w:pStyle w:val="ListBullet"/>
+        <w:spacing w:after="60"/>
+      </w:pPr>
+      <w:r>
+        <w:t>You can see the other members and save their cards.</w:t>
+      </w:r>
+    </w:p>
+    <w:p>
+      <w:pPr>
+        <w:pStyle w:val="ListBullet"/>
+        <w:spacing w:after="60"/>
+      </w:pPr>
+      <w:r>
+        <w:t>You get a reminder to follow up while the conversation is fresh.</w:t>
+      </w:r>
+    </w:p>
+    <w:tbl>
+      <w:tblPr>
+        <w:tblW w:type="auto" w:w="0"/>
+        <w:tblLook w:firstColumn="1" w:firstRow="1" w:lastColumn="0" w:lastRow="0" w:noHBand="0" w:noVBand="1" w:val="04A0"/>
+      </w:tblPr>
+      <w:tblGrid>
+        <w:gridCol w:w="9412"/>
+      </w:tblGrid>
+      <w:tr>
+        <w:tc>
+          <w:tcPr>
+            <w:tcW w:type="dxa" w:w="9412"/>
+            <w:shd w:val="clear" w:color="auto" w:fill="EEF3FF"/>
+          </w:tcPr>
+          <w:p>
+            <w:r/>
+            <w:r>
+              <w:rPr>
+                <w:b/>
+                <w:sz w:val="19"/>
+              </w:rPr>
+              <w:t>Short answer when someone asks "Why Introthread?"</w:t>
+            </w:r>
+            <w:r>
+              <w:rPr>
+                <w:sz w:val="19"/>
+              </w:rPr>
+              <w:t xml:space="preserve">  For individuals: "It makes sure the people you meet turn into real relationships, without awkward follow-ups." For organisers: "It shows exactly which connections your event created, so you can prove its value to attendees and sponsors."</w:t>
+            </w:r>
+          </w:p>
+        </w:tc>
+      </w:tr>
+    </w:tbl>
+    <w:p>
+      <w:pPr>
+        <w:spacing w:after="40"/>
+      </w:pPr>
+    </w:p>
+    <w:p>
+      <w:pPr>
+        <w:pStyle w:val="Heading1"/>
+      </w:pPr>
+      <w:r>
+        <w:t>03  Getting started</w:t>
       </w:r>
     </w:p>
     <w:p>
@@ -1270,7 +2057,7 @@
         <w:pStyle w:val="Heading1"/>
       </w:pPr>
       <w:r>
-        <w:t>03  The app at a glance</w:t>
+        <w:t>04  The app at a glance</w:t>
       </w:r>
     </w:p>
     <w:tbl>
@@ -1763,7 +2550,7 @@
         <w:pStyle w:val="Heading1"/>
       </w:pPr>
       <w:r>
-        <w:t>04  Your digital card</w:t>
+        <w:t>05  Your digital card</w:t>
       </w:r>
     </w:p>
     <w:p>
@@ -2028,7 +2815,7 @@
         <w:pStyle w:val="Heading1"/>
       </w:pPr>
       <w:r>
-        <w:t>05  Sharing your card</w:t>
+        <w:t>06  Sharing your card</w:t>
       </w:r>
     </w:p>
     <w:tbl>
@@ -2429,7 +3216,7 @@
         <w:pStyle w:val="Heading1"/>
       </w:pPr>
       <w:r>
-        <w:t>06  Capturing a connection (Tap)</w:t>
+        <w:t>07  Capturing a connection (Tap)</w:t>
       </w:r>
     </w:p>
     <w:p>
@@ -2596,7 +3383,7 @@
         <w:pStyle w:val="Heading1"/>
       </w:pPr>
       <w:r>
-        <w:t>07  Threads</w:t>
+        <w:t>08  Threads</w:t>
       </w:r>
     </w:p>
     <w:p>
@@ -3233,7 +4020,7 @@
         <w:pStyle w:val="Heading1"/>
       </w:pPr>
       <w:r>
-        <w:t>08  If someone sends you a Thread (guests)</w:t>
+        <w:t>09  If someone sends you a Thread (guests)</w:t>
       </w:r>
     </w:p>
     <w:p>
@@ -3375,7 +4162,7 @@
         <w:pStyle w:val="Heading1"/>
       </w:pPr>
       <w:r>
-        <w:t>09  Today and Google Calendar</w:t>
+        <w:t>10  Today and Google Calendar</w:t>
       </w:r>
     </w:p>
     <w:p>
@@ -3406,7 +4193,7 @@
         <w:pStyle w:val="Heading1"/>
       </w:pPr>
       <w:r>
-        <w:t>10  Contacts: import and export</w:t>
+        <w:t>11  Contacts: import and export</w:t>
       </w:r>
     </w:p>
     <w:p>
@@ -3535,7 +4322,7 @@
         <w:pStyle w:val="Heading1"/>
       </w:pPr>
       <w:r>
-        <w:t>11  Rooms: events, communities and team meetings</w:t>
+        <w:t>12  Rooms: events, communities and team meetings</w:t>
       </w:r>
     </w:p>
     <w:p>
@@ -3943,7 +4730,7 @@
               <w:rPr>
                 <w:sz w:val="19"/>
               </w:rPr>
-              <w:t xml:space="preserve"> ($199 per event), bought in </w:t>
+              <w:t xml:space="preserve"> ($59 per event), bought in </w:t>
             </w:r>
             <w:r>
               <w:rPr>
@@ -4169,7 +4956,7 @@
         <w:pStyle w:val="Heading1"/>
       </w:pPr>
       <w:r>
-        <w:t>12  Settings</w:t>
+        <w:t>13  Settings</w:t>
       </w:r>
     </w:p>
     <w:tbl>
@@ -4648,7 +5435,7 @@
         <w:pStyle w:val="Heading1"/>
       </w:pPr>
       <w:r>
-        <w:t>13  Plans and billing</w:t>
+        <w:t>14  Plans and billing</w:t>
       </w:r>
     </w:p>
     <w:tbl>
@@ -4838,7 +5625,7 @@
               <w:rPr>
                 <w:sz w:val="18"/>
               </w:rPr>
-              <w:t>$199 per event</w:t>
+              <w:t>$59 per event</w:t>
             </w:r>
           </w:p>
         </w:tc>
@@ -4912,7 +5699,7 @@
     </w:p>
     <w:p>
       <w:r>
-        <w:t>UK prices are shown in GBP (Pro £9 a month, Rooms £149 per event). Cards are charged the equivalent in Kenyan shillings through Paystack, our payment provider. Prices exclude VAT and sales tax where applicable.</w:t>
+        <w:t>UK prices are shown in GBP (Pro £9 a month, Rooms £45 per event). Cards are charged the equivalent in Kenyan shillings through Paystack, our payment provider. Prices exclude VAT and sales tax where applicable.</w:t>
       </w:r>
     </w:p>
     <w:p>
@@ -4994,7 +5781,7 @@
         <w:pStyle w:val="Heading1"/>
       </w:pPr>
       <w:r>
-        <w:t>14  Emails you receive from Introthread</w:t>
+        <w:t>15  Emails you receive from Introthread</w:t>
       </w:r>
     </w:p>
     <w:tbl>
@@ -5410,7 +6197,7 @@
         <w:pStyle w:val="Heading1"/>
       </w:pPr>
       <w:r>
-        <w:t>15  Privacy and your data</w:t>
+        <w:t>16  Privacy and your data</w:t>
       </w:r>
     </w:p>
     <w:p>
@@ -5463,7 +6250,7 @@
         <w:pStyle w:val="Heading1"/>
       </w:pPr>
       <w:r>
-        <w:t>16  Troubleshooting and frequently asked questions</w:t>
+        <w:t>17  Troubleshooting and frequently asked questions</w:t>
       </w:r>
     </w:p>
     <w:tbl>
@@ -5746,7 +6533,7 @@
         <w:pStyle w:val="Heading1"/>
       </w:pPr>
       <w:r>
-        <w:t>17  Getting help</w:t>
+        <w:t>18  Getting help</w:t>
       </w:r>
     </w:p>
     <w:p>

--- a/docs/manuals/Introthread-User-Guide.docx
+++ b/docs/manuals/Introthread-User-Guide.docx
@@ -177,7 +177,7 @@
                 <w:b/>
                 <w:sz w:val="20"/>
               </w:rPr>
-              <w:t>1.1</w:t>
+              <w:t>1.2</w:t>
             </w:r>
           </w:p>
         </w:tc>
@@ -258,7 +258,7 @@
         <w:rPr>
           <w:sz w:val="20"/>
         </w:rPr>
-        <w:t xml:space="preserve"> introthread.com, release v132 (26 October 2026)</w:t>
+        <w:t xml:space="preserve"> introthread.com, release v133 (26 October 2026)</w:t>
       </w:r>
     </w:p>
     <w:p>
@@ -381,6 +381,64 @@
                 <w:sz w:val="18"/>
               </w:rPr>
               <w:t>Changes</w:t>
+            </w:r>
+          </w:p>
+        </w:tc>
+      </w:tr>
+      <w:tr>
+        <w:tc>
+          <w:tcPr>
+            <w:tcW w:type="dxa" w:w="2353"/>
+          </w:tcPr>
+          <w:p>
+            <w:r/>
+            <w:r>
+              <w:rPr>
+                <w:sz w:val="18"/>
+              </w:rPr>
+              <w:t>1.2</w:t>
+            </w:r>
+          </w:p>
+        </w:tc>
+        <w:tc>
+          <w:tcPr>
+            <w:tcW w:type="dxa" w:w="2353"/>
+          </w:tcPr>
+          <w:p>
+            <w:r/>
+            <w:r>
+              <w:rPr>
+                <w:sz w:val="18"/>
+              </w:rPr>
+              <w:t>26 Oct 2026</w:t>
+            </w:r>
+          </w:p>
+        </w:tc>
+        <w:tc>
+          <w:tcPr>
+            <w:tcW w:type="dxa" w:w="2353"/>
+          </w:tcPr>
+          <w:p>
+            <w:r/>
+            <w:r>
+              <w:rPr>
+                <w:sz w:val="18"/>
+              </w:rPr>
+              <w:t>Introthread product team</w:t>
+            </w:r>
+          </w:p>
+        </w:tc>
+        <w:tc>
+          <w:tcPr>
+            <w:tcW w:type="dxa" w:w="2353"/>
+          </w:tcPr>
+          <w:p>
+            <w:r/>
+            <w:r>
+              <w:rPr>
+                <w:sz w:val="18"/>
+              </w:rPr>
+              <w:t>NFC cards: tap counts, iPhone steps, ready-programmed card orders at KES 199 (v133)</w:t>
             </w:r>
           </w:p>
         </w:tc>
@@ -3036,7 +3094,7 @@
               <w:rPr>
                 <w:sz w:val="18"/>
               </w:rPr>
-              <w:t>NFC</w:t>
+              <w:t>NFC card</w:t>
             </w:r>
           </w:p>
         </w:tc>
@@ -3051,7 +3109,7 @@
               <w:rPr>
                 <w:sz w:val="18"/>
               </w:rPr>
-              <w:t>Write your card link to an NFC card or tag and tap it on a phone.</w:t>
+              <w:t>Tap your Introthread card on their phone. Their phone opens your card at "Start a Thread". Order a ready-programmed card (KES 199), or write your own (Android, Pro; iPhone with the free NFC Tools app).</w:t>
             </w:r>
           </w:p>
         </w:tc>
@@ -3066,7 +3124,7 @@
               <w:rPr>
                 <w:sz w:val="18"/>
               </w:rPr>
-              <w:t>Pro</w:t>
+              <w:t>All plans (writing on Android: Pro)</w:t>
             </w:r>
           </w:p>
         </w:tc>
@@ -3209,6 +3267,153 @@
       </w:r>
       <w:r>
         <w:t xml:space="preserve"> so you remember the context.</w:t>
+      </w:r>
+    </w:p>
+    <w:p>
+      <w:pPr>
+        <w:pStyle w:val="Heading2"/>
+      </w:pPr>
+      <w:r>
+        <w:t>Use an Introthread NFC card</w:t>
+      </w:r>
+    </w:p>
+    <w:p>
+      <w:r>
+        <w:t xml:space="preserve">An NFC card holds your card link. When you tap it on someone's phone (most Android phones and iPhone XS or newer, no app needed), their phone opens your card straight at </w:t>
+      </w:r>
+      <w:r>
+        <w:rPr>
+          <w:b/>
+        </w:rPr>
+        <w:t>Start a Thread</w:t>
+      </w:r>
+      <w:r>
+        <w:t>, where they can save your contact or start a Thread with you. Phone-to-phone tapping is not possible from a web app, so a card or sticker is used.</w:t>
+      </w:r>
+    </w:p>
+    <w:p>
+      <w:pPr>
+        <w:spacing w:after="60"/>
+        <w:ind w:left="510" w:hanging="340"/>
+      </w:pPr>
+      <w:r>
+        <w:rPr>
+          <w:b/>
+          <w:color w:val="1F5EFF"/>
+        </w:rPr>
+        <w:t xml:space="preserve">1.  </w:t>
+      </w:r>
+      <w:r>
+        <w:t xml:space="preserve">Open </w:t>
+      </w:r>
+      <w:r>
+        <w:rPr>
+          <w:b/>
+        </w:rPr>
+        <w:t>Tap &gt; Tap with an NFC card</w:t>
+      </w:r>
+      <w:r>
+        <w:t>.</w:t>
+      </w:r>
+    </w:p>
+    <w:p>
+      <w:pPr>
+        <w:spacing w:after="60"/>
+        <w:ind w:left="510" w:hanging="340"/>
+      </w:pPr>
+      <w:r>
+        <w:rPr>
+          <w:b/>
+          <w:color w:val="1F5EFF"/>
+        </w:rPr>
+        <w:t xml:space="preserve">2.  </w:t>
+      </w:r>
+      <w:r>
+        <w:rPr>
+          <w:b/>
+        </w:rPr>
+        <w:t>Order a ready-programmed card (KES 199):</w:t>
+      </w:r>
+      <w:r>
+        <w:t xml:space="preserve"> enter the name and title for the card, a phone number and the delivery address, then pay securely through Paystack. We program, print and deliver the card and call you to arrange delivery. The receipt appears in Billing.</w:t>
+      </w:r>
+    </w:p>
+    <w:p>
+      <w:pPr>
+        <w:spacing w:after="60"/>
+        <w:ind w:left="510" w:hanging="340"/>
+      </w:pPr>
+      <w:r>
+        <w:rPr>
+          <w:b/>
+          <w:color w:val="1F5EFF"/>
+        </w:rPr>
+        <w:t xml:space="preserve">3.  </w:t>
+      </w:r>
+      <w:r>
+        <w:rPr>
+          <w:b/>
+        </w:rPr>
+        <w:t>Or write your own card on Android (Pro):</w:t>
+      </w:r>
+      <w:r>
+        <w:t xml:space="preserve"> choose </w:t>
+      </w:r>
+      <w:r>
+        <w:rPr>
+          <w:b/>
+        </w:rPr>
+        <w:t>Write my own card</w:t>
+      </w:r>
+      <w:r>
+        <w:t xml:space="preserve"> and hold a blank NFC card (NTAG213, 215 or 216) to the back of your phone.</w:t>
+      </w:r>
+    </w:p>
+    <w:p>
+      <w:pPr>
+        <w:spacing w:after="60"/>
+        <w:ind w:left="510" w:hanging="340"/>
+      </w:pPr>
+      <w:r>
+        <w:rPr>
+          <w:b/>
+          <w:color w:val="1F5EFF"/>
+        </w:rPr>
+        <w:t xml:space="preserve">4.  </w:t>
+      </w:r>
+      <w:r>
+        <w:rPr>
+          <w:b/>
+        </w:rPr>
+        <w:t>Or write it on iPhone:</w:t>
+      </w:r>
+      <w:r>
+        <w:t xml:space="preserve"> choose </w:t>
+      </w:r>
+      <w:r>
+        <w:rPr>
+          <w:b/>
+        </w:rPr>
+        <w:t>On iPhone: write it with NFC Tools</w:t>
+      </w:r>
+      <w:r>
+        <w:t>, copy your card link, and follow the steps in the free NFC Tools app.</w:t>
+      </w:r>
+    </w:p>
+    <w:p>
+      <w:pPr>
+        <w:spacing w:after="60"/>
+        <w:ind w:left="510" w:hanging="340"/>
+      </w:pPr>
+      <w:r>
+        <w:rPr>
+          <w:b/>
+          <w:color w:val="1F5EFF"/>
+        </w:rPr>
+        <w:t xml:space="preserve">5.  </w:t>
+      </w:r>
+      <w:r>
+        <w:t>The panel shows how many times your card has been tapped, in total and in the last 30 days.</w:t>
       </w:r>
     </w:p>
     <w:p>

--- a/docs/manuals/Introthread-User-Guide.docx
+++ b/docs/manuals/Introthread-User-Guide.docx
@@ -171,13 +171,8 @@
             <w:tcW w:type="dxa" w:w="2353"/>
           </w:tcPr>
           <w:p>
-            <w:r/>
             <w:r>
-              <w:rPr>
-                <w:b/>
-                <w:sz w:val="20"/>
-              </w:rPr>
-              <w:t>1.2</w:t>
+              <w:t>1.3</w:t>
             </w:r>
           </w:p>
         </w:tc>
@@ -186,13 +181,8 @@
             <w:tcW w:type="dxa" w:w="2353"/>
           </w:tcPr>
           <w:p>
-            <w:r/>
             <w:r>
-              <w:rPr>
-                <w:b/>
-                <w:sz w:val="20"/>
-              </w:rPr>
-              <w:t>26 October 2026</w:t>
+              <w:t>27 October 2026</w:t>
             </w:r>
           </w:p>
         </w:tc>
@@ -252,13 +242,7 @@
           <w:b/>
           <w:sz w:val="20"/>
         </w:rPr>
-        <w:t>Applies to:</w:t>
-      </w:r>
-      <w:r>
-        <w:rPr>
-          <w:sz w:val="20"/>
-        </w:rPr>
-        <w:t xml:space="preserve"> introthread.com, release v133 (26 October 2026)</w:t>
+        <w:t>Applies to: introthread.com, release v143 (27 October 2026)</w:t>
       </w:r>
     </w:p>
     <w:p>
@@ -555,6 +539,48 @@
                 <w:sz w:val="18"/>
               </w:rPr>
               <w:t>First complete release of the User Guide</w:t>
+            </w:r>
+          </w:p>
+        </w:tc>
+      </w:tr>
+      <w:tr>
+        <w:tc>
+          <w:tcPr>
+            <w:tcW w:type="dxa" w:w="2353"/>
+          </w:tcPr>
+          <w:p>
+            <w:r>
+              <w:t>1.3</w:t>
+            </w:r>
+          </w:p>
+        </w:tc>
+        <w:tc>
+          <w:tcPr>
+            <w:tcW w:type="dxa" w:w="2353"/>
+          </w:tcPr>
+          <w:p>
+            <w:r>
+              <w:t>27 Oct 2026</w:t>
+            </w:r>
+          </w:p>
+        </w:tc>
+        <w:tc>
+          <w:tcPr>
+            <w:tcW w:type="dxa" w:w="2353"/>
+          </w:tcPr>
+          <w:p>
+            <w:r>
+              <w:t>Introthread product team</w:t>
+            </w:r>
+          </w:p>
+        </w:tc>
+        <w:tc>
+          <w:tcPr>
+            <w:tcW w:type="dxa" w:w="2353"/>
+          </w:tcPr>
+          <w:p>
+            <w:r>
+              <w:t>Print-ready card replaces the posted NFC card (v141); chip-card design and live preview (v142); clearer sign-in code message and admin fixes (v143)</w:t>
             </w:r>
           </w:p>
         </w:tc>
@@ -3089,12 +3115,8 @@
             <w:shd w:val="clear" w:color="auto" w:fill="F3F5FA"/>
           </w:tcPr>
           <w:p>
-            <w:r/>
             <w:r>
-              <w:rPr>
-                <w:sz w:val="18"/>
-              </w:rPr>
-              <w:t>NFC card</w:t>
+              <w:t>Print-ready card</w:t>
             </w:r>
           </w:p>
         </w:tc>
@@ -3104,12 +3126,8 @@
             <w:shd w:val="clear" w:color="auto" w:fill="F3F5FA"/>
           </w:tcPr>
           <w:p>
-            <w:r/>
             <w:r>
-              <w:rPr>
-                <w:sz w:val="18"/>
-              </w:rPr>
-              <w:t>Tap your Introthread card on their phone. Their phone opens your card at "Start a Thread". Order a ready-programmed card (KES 199), or write your own (Android, Pro; iPhone with the free NFC Tools app).</w:t>
+              <w:t>Get a print-ready card (KES 199): a PDF of your card with your QR code, emailed to you to print anywhere. People scan the QR to open your card. To make it tap-able, add a blank NFC sticker and write your link to it (Android, Pro; iPhone with the free NFC Tools app).</w:t>
             </w:r>
           </w:p>
         </w:tc>
@@ -3274,21 +3292,22 @@
         <w:pStyle w:val="Heading2"/>
       </w:pPr>
       <w:r>
-        <w:t>Use an Introthread NFC card</w:t>
+        <w:t>Get your print-ready card</w:t>
       </w:r>
     </w:p>
     <w:p>
       <w:r>
-        <w:t xml:space="preserve">An NFC card holds your card link. When you tap it on someone's phone (most Android phones and iPhone XS or newer, no app needed), their phone opens your card straight at </w:t>
-      </w:r>
-      <w:r>
-        <w:rPr>
-          <w:b/>
-        </w:rPr>
-        <w:t>Start a Thread</w:t>
-      </w:r>
-      <w:r>
-        <w:t>, where they can save your contact or start a Thread with you. Phone-to-phone tapping is not possible from a web app, so a card or sticker is used.</w:t>
+        <w:t>Introthread no longer posts physical cards. Instead you get a print-ready card you can print anywhere in the world.</w:t>
+      </w:r>
+    </w:p>
+    <w:p>
+      <w:r>
+        <w:t>The design (chip-card style): the front is navy, with a printed gold chip, the contactless (tap) symbol, the Introthread name, and your name, title and company. The back is white, with a large QR code to your card, "Scan or tap to connect" and your link (introthread.com/your-handle).</w:t>
+      </w:r>
+    </w:p>
+    <w:p>
+      <w:r>
+        <w:t>The chip is printed artwork, not a real chip. People connect by scanning the QR code, which works on every phone.</w:t>
       </w:r>
     </w:p>
     <w:p>
@@ -3301,19 +3320,7 @@
           <w:b/>
           <w:color w:val="1F5EFF"/>
         </w:rPr>
-        <w:t xml:space="preserve">1.  </w:t>
-      </w:r>
-      <w:r>
-        <w:t xml:space="preserve">Open </w:t>
-      </w:r>
-      <w:r>
-        <w:rPr>
-          <w:b/>
-        </w:rPr>
-        <w:t>Tap &gt; Tap with an NFC card</w:t>
-      </w:r>
-      <w:r>
-        <w:t>.</w:t>
+        <w:t>1.  Open Tap &gt; Tap with an NFC card and choose Get a print-ready card, KES 199.</w:t>
       </w:r>
     </w:p>
     <w:p>
@@ -3326,16 +3333,7 @@
           <w:b/>
           <w:color w:val="1F5EFF"/>
         </w:rPr>
-        <w:t xml:space="preserve">2.  </w:t>
-      </w:r>
-      <w:r>
-        <w:rPr>
-          <w:b/>
-        </w:rPr>
-        <w:t>Order a ready-programmed card (KES 199):</w:t>
-      </w:r>
-      <w:r>
-        <w:t xml:space="preserve"> enter the name and title for the card, a phone number and the delivery address, then pay securely through Paystack. We program, print and deliver the card and call you to arrange delivery. The receipt appears in Billing.</w:t>
+        <w:t>2.  Enter the name to print on the card, and optionally your title and company. A live preview of the card front updates as you type.</w:t>
       </w:r>
     </w:p>
     <w:p>
@@ -3348,25 +3346,7 @@
           <w:b/>
           <w:color w:val="1F5EFF"/>
         </w:rPr>
-        <w:t xml:space="preserve">3.  </w:t>
-      </w:r>
-      <w:r>
-        <w:rPr>
-          <w:b/>
-        </w:rPr>
-        <w:t>Or write your own card on Android (Pro):</w:t>
-      </w:r>
-      <w:r>
-        <w:t xml:space="preserve"> choose </w:t>
-      </w:r>
-      <w:r>
-        <w:rPr>
-          <w:b/>
-        </w:rPr>
-        <w:t>Write my own card</w:t>
-      </w:r>
-      <w:r>
-        <w:t xml:space="preserve"> and hold a blank NFC card (NTAG213, 215 or 216) to the back of your phone.</w:t>
+        <w:t>3.  Pay KES 199 securely through Paystack. No phone number or delivery address is needed.</w:t>
       </w:r>
     </w:p>
     <w:p>
@@ -3379,25 +3359,7 @@
           <w:b/>
           <w:color w:val="1F5EFF"/>
         </w:rPr>
-        <w:t xml:space="preserve">4.  </w:t>
-      </w:r>
-      <w:r>
-        <w:rPr>
-          <w:b/>
-        </w:rPr>
-        <w:t>Or write it on iPhone:</w:t>
-      </w:r>
-      <w:r>
-        <w:t xml:space="preserve"> choose </w:t>
-      </w:r>
-      <w:r>
-        <w:rPr>
-          <w:b/>
-        </w:rPr>
-        <w:t>On iPhone: write it with NFC Tools</w:t>
-      </w:r>
-      <w:r>
-        <w:t>, copy your card link, and follow the steps in the free NFC Tools app.</w:t>
+        <w:t>4.  We email you the PDF straight away. You can download it again any time from the same panel (Download your print-ready card (PDF)). The receipt appears in Billing.</w:t>
       </w:r>
     </w:p>
     <w:p>
@@ -3410,10 +3372,33 @@
           <w:b/>
           <w:color w:val="1F5EFF"/>
         </w:rPr>
-        <w:t xml:space="preserve">5.  </w:t>
-      </w:r>
-      <w:r>
-        <w:t>The panel shows how many times your card has been tapped, in total and in the last 30 days.</w:t>
+        <w:t>5.  Print at 100% (Actual size), not "Fit to page". The card is 85 x 55 mm. Page 1 has one card, front and back, with cut marks; page 2 has 10 fronts on A4 and page 3 has 10 backs (print double-sided, flip on the long edge). Thick card stock (300 gsm or more) looks best.</w:t>
+      </w:r>
+    </w:p>
+    <w:p>
+      <w:pPr>
+        <w:spacing w:after="60"/>
+        <w:ind w:left="510" w:hanging="340"/>
+      </w:pPr>
+      <w:r>
+        <w:rPr>
+          <w:b/>
+          <w:color w:val="1F5EFF"/>
+        </w:rPr>
+        <w:t>6.  Optional, to make it tap-able: stick a blank NFC sticker (NTAG213, 215 or 216) on the back. On Android (Pro) choose Write my own card and hold the sticker to the back of your phone; on iPhone choose On iPhone: write it with NFC Tools and follow the steps (iPhone XS or newer). Phone-to-phone tapping is not possible from a web app.</w:t>
+      </w:r>
+    </w:p>
+    <w:p>
+      <w:pPr>
+        <w:spacing w:after="60"/>
+        <w:ind w:left="510" w:hanging="340"/>
+      </w:pPr>
+      <w:r>
+        <w:rPr>
+          <w:b/>
+          <w:color w:val="1F5EFF"/>
+        </w:rPr>
+        <w:t>7.  The panel shows how many times your card has been tapped, in total and in the last 30 days.</w:t>
       </w:r>
     </w:p>
     <w:p>
